--- a/stolovipopis/Stol 38.docx
+++ b/stolovipopis/Stol 38.docx
@@ -268,6 +268,28 @@
           <w:lang w:val="hr-BA"/>
         </w:rPr>
         <w:t>Đajić Georgitsa Evangelia</w:t>
+      </w:r>
+    </w:p>
+    <w:p>
+      <w:pPr>
+        <w:pStyle w:val="Listenabsatz"/>
+        <w:numPr>
+          <w:ilvl w:val="0"/>
+          <w:numId w:val="1"/>
+        </w:numPr>
+        <w:rPr>
+          <w:sz w:val="32"/>
+          <w:szCs w:val="32"/>
+          <w:lang w:val="hr-BA"/>
+        </w:rPr>
+      </w:pPr>
+      <w:r>
+        <w:rPr>
+          <w:sz w:val="32"/>
+          <w:szCs w:val="32"/>
+          <w:lang w:val="hr-BA"/>
+        </w:rPr>
+        <w:t>Pavlović Savo</w:t>
       </w:r>
     </w:p>
     <w:sectPr>
